--- a/flow/20240204_zachala/ap088.docx
+++ b/flow/20240204_zachala/ap088.docx
@@ -248,25 +248,7 @@
           <w:sz w:val="27"/>
           <w:szCs w:val="27"/>
         </w:rPr>
-        <w:t xml:space="preserve">. Бо коли, бувши ворогами, ми примирилися з Богом смертю його Сина, то тим більше тепер, </w:t>
-      </w:r>
-      <w:proofErr w:type="spellStart"/>
-      <w:r>
-        <w:rPr>
-          <w:color w:val="000000"/>
-          <w:sz w:val="27"/>
-          <w:szCs w:val="27"/>
-        </w:rPr>
-        <w:t>примирившися</w:t>
-      </w:r>
-      <w:proofErr w:type="spellEnd"/>
-      <w:r>
-        <w:rPr>
-          <w:color w:val="000000"/>
-          <w:sz w:val="27"/>
-          <w:szCs w:val="27"/>
-        </w:rPr>
-        <w:t>, спасемося його життям.</w:t>
+        <w:t>. Бо коли, бувши ворогами, ми примирилися з Богом смертю його Сина, то тим більше тепер, примирившися, спасемося його життям.</w:t>
       </w:r>
     </w:p>
     <w:p>
@@ -322,21 +304,21 @@
       </w:pPr>
       <w:r>
         <w:rPr>
+          <w:rStyle w:val="Versetto"/>
+        </w:rPr>
+        <w:t>6.</w:t>
+      </w:r>
+      <w:r>
+        <w:rPr>
+          <w:color w:val="000000"/>
+        </w:rPr>
+        <w:t xml:space="preserve"> </w:t>
+      </w:r>
+      <w:r>
+        <w:rPr>
           <w:color w:val="000000"/>
         </w:rPr>
         <w:t>Браття,</w:t>
-      </w:r>
-      <w:r>
-        <w:rPr>
-          <w:rStyle w:val="Versetto"/>
-        </w:rPr>
-        <w:t xml:space="preserve"> </w:t>
-      </w:r>
-      <w:r>
-        <w:rPr>
-          <w:rStyle w:val="Versetto"/>
-        </w:rPr>
-        <w:t>6.</w:t>
       </w:r>
       <w:r>
         <w:rPr>
